--- a/pract-5-awdf-24cs055.docx
+++ b/pract-5-awdf-24cs055.docx
@@ -524,7 +524,7 @@
           <w:tab w:val="left" w:pos="3375"/>
         </w:tabs>
         <w:ind w:right="450"/>
-        <w:jc w:val="both"/>
+        <w:jc w:val="left"/>
         <w:rPr>
           <w:rFonts w:ascii="Times New Roman" w:hAnsi="Times New Roman" w:eastAsia="Times New Roman" w:cs="Times New Roman"/>
           <w:sz w:val="24"/>
@@ -663,7 +663,7 @@
           </w:tcPr>
           <w:p>
             <w:pPr>
-              <w:jc w:val="both"/>
+              <w:jc w:val="left"/>
             </w:pPr>
             <w:r/>
             <w:r>
@@ -2002,7 +2002,7 @@
           </w:p>
           <w:p>
             <w:pPr>
-              <w:jc w:val="both"/>
+              <w:jc w:val="left"/>
             </w:pPr>
             <w:r>
               <w:rPr>
@@ -2010,7 +2010,6 @@
                 <w:b/>
                 <w:sz w:val="22"/>
               </w:rPr>
-              <w:br/>
               <w:t>1. MongoDB Connection &amp; ODM Integration (Step 2):</w:t>
               <w:br/>
             </w:r>
@@ -2024,7 +2023,7 @@
           </w:p>
           <w:p>
             <w:pPr>
-              <w:jc w:val="both"/>
+              <w:jc w:val="left"/>
             </w:pPr>
             <w:r>
               <w:rPr>
@@ -2032,7 +2031,6 @@
                 <w:b/>
                 <w:sz w:val="22"/>
               </w:rPr>
-              <w:br/>
               <w:t>2. Mongoose Schema Definition &amp; Model Creation (Step 3):</w:t>
               <w:br/>
             </w:r>
@@ -2046,7 +2044,7 @@
           </w:p>
           <w:p>
             <w:pPr>
-              <w:jc w:val="both"/>
+              <w:jc w:val="left"/>
             </w:pPr>
             <w:r>
               <w:rPr>
@@ -2054,7 +2052,6 @@
                 <w:b/>
                 <w:sz w:val="22"/>
               </w:rPr>
-              <w:br/>
               <w:t>3. Supplementary Problem 1 - Priority Field Enum Validation:</w:t>
               <w:br/>
             </w:r>
@@ -2068,7 +2065,7 @@
           </w:p>
           <w:p>
             <w:pPr>
-              <w:jc w:val="both"/>
+              <w:jc w:val="left"/>
             </w:pPr>
             <w:r>
               <w:rPr>
@@ -2076,7 +2073,6 @@
                 <w:b/>
                 <w:sz w:val="22"/>
               </w:rPr>
-              <w:br/>
               <w:t>4. Supplementary Problem 2 - Pre-Save Title Trimming Hook:</w:t>
               <w:br/>
             </w:r>
@@ -2090,7 +2086,7 @@
           </w:p>
           <w:p>
             <w:pPr>
-              <w:jc w:val="both"/>
+              <w:jc w:val="left"/>
             </w:pPr>
             <w:r>
               <w:rPr>
@@ -2098,7 +2094,6 @@
                 <w:b/>
                 <w:sz w:val="22"/>
               </w:rPr>
-              <w:br/>
               <w:t>5. Create Document (POST /tasks - 201 Created):</w:t>
               <w:br/>
             </w:r>
@@ -2112,7 +2107,7 @@
           </w:p>
           <w:p>
             <w:pPr>
-              <w:jc w:val="both"/>
+              <w:jc w:val="left"/>
             </w:pPr>
             <w:r>
               <w:rPr>
@@ -2120,7 +2115,6 @@
                 <w:b/>
                 <w:sz w:val="22"/>
               </w:rPr>
-              <w:br/>
               <w:t>6. Read Documents (GET /tasks - 200 OK):</w:t>
               <w:br/>
             </w:r>
@@ -2134,7 +2128,7 @@
           </w:p>
           <w:p>
             <w:pPr>
-              <w:jc w:val="both"/>
+              <w:jc w:val="left"/>
             </w:pPr>
             <w:r>
               <w:rPr>
@@ -2142,7 +2136,6 @@
                 <w:b/>
                 <w:sz w:val="22"/>
               </w:rPr>
-              <w:br/>
               <w:t>7. Read Single Document (GET /tasks/:id - 200 OK / 404 Not Found):</w:t>
               <w:br/>
             </w:r>
@@ -2156,7 +2149,7 @@
           </w:p>
           <w:p>
             <w:pPr>
-              <w:jc w:val="both"/>
+              <w:jc w:val="left"/>
             </w:pPr>
             <w:r>
               <w:rPr>
@@ -2164,7 +2157,6 @@
                 <w:b/>
                 <w:sz w:val="22"/>
               </w:rPr>
-              <w:br/>
               <w:t>8. Update Document (PUT /tasks/:id - 200 OK):</w:t>
               <w:br/>
             </w:r>
@@ -2178,7 +2170,7 @@
           </w:p>
           <w:p>
             <w:pPr>
-              <w:jc w:val="both"/>
+              <w:jc w:val="left"/>
             </w:pPr>
             <w:r>
               <w:rPr>
@@ -2186,7 +2178,6 @@
                 <w:b/>
                 <w:sz w:val="22"/>
               </w:rPr>
-              <w:br/>
               <w:t>9. Delete Document (DELETE /tasks/:id - 200 OK):</w:t>
               <w:br/>
             </w:r>
@@ -2200,7 +2191,7 @@
           </w:p>
           <w:p>
             <w:pPr>
-              <w:jc w:val="both"/>
+              <w:jc w:val="left"/>
             </w:pPr>
             <w:r>
               <w:rPr>
@@ -2208,7 +2199,6 @@
                 <w:b/>
                 <w:sz w:val="22"/>
               </w:rPr>
-              <w:br/>
               <w:t>10. Structured Mongoose Validation Error Responses (Step 5):</w:t>
               <w:br/>
             </w:r>
@@ -2222,7 +2212,7 @@
           </w:p>
           <w:p>
             <w:pPr>
-              <w:jc w:val="both"/>
+              <w:jc w:val="left"/>
             </w:pPr>
             <w:r>
               <w:rPr>
@@ -2230,7 +2220,6 @@
                 <w:b/>
                 <w:sz w:val="22"/>
               </w:rPr>
-              <w:br/>
               <w:t>11. Automated Verification &amp; Test Results (100% Pass Rate):</w:t>
               <w:br/>
             </w:r>
@@ -2252,7 +2241,6 @@
                 <w:b/>
                 <w:sz w:val="22"/>
               </w:rPr>
-              <w:br/>
               <w:t>Test Suite Execution Output Log:</w:t>
               <w:br/>
             </w:r>
@@ -2322,7 +2310,7 @@
           <w:tab w:val="left" w:pos="3375"/>
         </w:tabs>
         <w:ind w:right="450"/>
-        <w:jc w:val="both"/>
+        <w:jc w:val="left"/>
         <w:rPr>
           <w:rFonts w:ascii="Times New Roman" w:hAnsi="Times New Roman" w:eastAsia="Times New Roman" w:cs="Times New Roman"/>
           <w:sz w:val="24"/>
@@ -2376,7 +2364,7 @@
           <w:tab w:val="left" w:pos="3375"/>
         </w:tabs>
         <w:ind w:right="450"/>
-        <w:jc w:val="both"/>
+        <w:jc w:val="left"/>
         <w:rPr>
           <w:rFonts w:ascii="Times New Roman" w:hAnsi="Times New Roman" w:eastAsia="Times New Roman" w:cs="Times New Roman"/>
           <w:sz w:val="24"/>
